--- a/rfp-hybrid-solar-td/TD-OUTPUT/2. TD JN Hibridni sistem napajanja BS Sjednica i BS Hamzići.docx
+++ b/rfp-hybrid-solar-td/TD-OUTPUT/2. TD JN Hibridni sistem napajanja BS Sjednica i BS Hamzići.docx
@@ -4697,7 +4697,7 @@
           <w:noProof/>
           <w:lang w:val="bs-Latn-BA"/>
         </w:rPr>
-        <w:t xml:space="preserve">objekat: kontejner K2 vanjskih dimenzija 3,00 x 2,30 m, prazan (bez GRO i instalacija), sa kompaktnim zidnim klima-uređajem Stulz WDE80 na istočnom zidu, koji se demontira i odvozi u skladište BH Telecom-a (Alipašino Polje, Sarajevo)</w:t>
+        <w:t xml:space="preserve">objekat: kontejner K2 vanjskih dimenzija 3,00 x 2,30 m, prazan (bez GRO i instalacija), sa kompaktnim zidnim klima-uređajem Stulz WDE80 na jugoistočnom zidu, koji se demontira i odvozi u skladište BH Telecom-a (Alipašino Polje, Sarajevo)</w:t>
       </w:r>
     </w:p>
     <w:p xmlns:wp14="http://schemas.microsoft.com/office/word/2010/wordml" wp14:textId="77777777">
@@ -4744,7 +4744,7 @@
           <w:noProof/>
           <w:lang w:val="bs-Latn-BA"/>
         </w:rPr>
-        <w:t xml:space="preserve">okolina: metalna ograda visine 1,80 m oko temelja 5,40 x 5,40 m, sa kapijom na sjevernoj strani;</w:t>
+        <w:t xml:space="preserve">okolina: metalna ograda visine 1,80 m oko temelja 5,40 x 5,40 m, sa kapijom na sjeverozapadnoj strani;</w:t>
       </w:r>
     </w:p>
     <w:p xmlns:wp14="http://schemas.microsoft.com/office/word/2010/wordml" wp14:textId="7949048D">

--- a/rfp-hybrid-solar-td/TD-OUTPUT/2. TD JN Hibridni sistem napajanja BS Sjednica i BS Hamzići.docx
+++ b/rfp-hybrid-solar-td/TD-OUTPUT/2. TD JN Hibridni sistem napajanja BS Sjednica i BS Hamzići.docx
@@ -3028,7 +3028,7 @@
           <w:noProof/>
           <w:lang w:val="bs-Latn-BA"/>
         </w:rPr>
-        <w:t xml:space="preserve">PRILOG II: </w:t>
+        <w:t xml:space="preserve">PRILOG II: Obrazac za cijenu ponude, zaseban za LOT 1 i za LOT 2</w:t>
       </w:r>
       <w:r>
         <w:rPr>
@@ -3038,7 +3038,7 @@
           <w:noProof/>
           <w:lang w:val="bs-Latn-BA"/>
         </w:rPr>
-        <w:t xml:space="preserve">Obrazac za cijenu ponude (LOT 1 i LOT 2)</w:t>
+        <w:t xml:space="preserve"/>
       </w:r>
     </w:p>
     <w:p xmlns:wp14="http://schemas.microsoft.com/office/word/2010/wordml" wp14:textId="77777777">
@@ -6673,23 +6673,23 @@
           <w:noProof/>
           <w:lang w:val="bs-Latn-BA"/>
         </w:rPr>
-        <w:t xml:space="preserve">na način da se u koloni predviđenoj za jediničnu cijenu, upiše jedinična cijena pozicije izražena u KM bez PDV-a, a u koloni predviđenoj za ukupno, upiše ukupna cijena izražena u KM bez PDV-a</w:t>
-      </w:r>
-      <w:r>
-        <w:rPr>
-          <w:rFonts w:cs="Arial"/>
-          <w:noProof/>
-          <w:lang w:val="bs-Latn-BA"/>
-        </w:rPr>
-        <w:t xml:space="preserve">. </w:t>
-      </w:r>
-      <w:r>
-        <w:rPr>
-          <w:rFonts w:cs="Arial"/>
-          <w:noProof/>
-          <w:lang w:val="bs-Latn-BA"/>
-        </w:rPr>
-        <w:t xml:space="preserve">(za jedan ili oba LOT-a)</w:t>
+        <w:t xml:space="preserve">na način da se u koloni predviđenoj za jediničnu cijenu, upiše jedinična cijena pozicije izražena u KM bez PDV-a, a u koloni predviđenoj za ukupno, upiše ukupna cijena izražena u KM bez PDV-a. (za jedan ili oba LOT-a; za svaki LOT kojem ponuda pristupa popunjava se, potpisuje i ovjerava zaseban obrazac)</w:t>
+      </w:r>
+      <w:r>
+        <w:rPr>
+          <w:rFonts w:cs="Arial"/>
+          <w:noProof/>
+          <w:lang w:val="bs-Latn-BA"/>
+        </w:rPr>
+        <w:t xml:space="preserve"/>
+      </w:r>
+      <w:r>
+        <w:rPr>
+          <w:rFonts w:cs="Arial"/>
+          <w:noProof/>
+          <w:lang w:val="bs-Latn-BA"/>
+        </w:rPr>
+        <w:t xml:space="preserve"/>
       </w:r>
     </w:p>
     <w:p xmlns:wp14="http://schemas.microsoft.com/office/word/2010/wordml" wp14:textId="63460E59">

--- a/rfp-hybrid-solar-td/TD-OUTPUT/2. TD JN Hibridni sistem napajanja BS Sjednica i BS Hamzići.docx
+++ b/rfp-hybrid-solar-td/TD-OUTPUT/2. TD JN Hibridni sistem napajanja BS Sjednica i BS Hamzići.docx
@@ -1058,15 +1058,15 @@
           <w:noProof/>
           <w:lang w:val="bs-Latn-BA"/>
         </w:rPr>
-        <w:t xml:space="preserve">Originalni</w:t>
-      </w:r>
-      <w:r>
-        <w:rPr>
-          <w:rFonts w:cs="Arial"/>
-          <w:noProof/>
-          <w:lang w:val="bs-Latn-BA"/>
-        </w:rPr>
-        <w:t xml:space="preserve"> </w:t>
+        <w:t xml:space="preserve">Originalni PV instalacioni materijal će obezbijediti Kupac. Preuzimanje opreme Kupca u skladištu BH Telecom-a (Azići, Bojnička bb, Sarajevo), prevoz do lokacije i istovar su obaveza Ponuđača i dio LOT 2 (Prilog I, Tačka 4.9; Prilog II, stavka 5.19).</w:t>
+      </w:r>
+      <w:r>
+        <w:rPr>
+          <w:rFonts w:cs="Arial"/>
+          <w:noProof/>
+          <w:lang w:val="bs-Latn-BA"/>
+        </w:rPr>
+        <w:t xml:space="preserve"/>
       </w:r>
       <w:r>
         <w:rPr>
@@ -1076,7 +1076,7 @@
           <w:noProof/>
           <w:lang w:val="bs-Latn-BA"/>
         </w:rPr>
-        <w:t xml:space="preserve">PV </w:t>
+        <w:t xml:space="preserve"/>
       </w:r>
       <w:r>
         <w:rPr>
@@ -1086,7 +1086,7 @@
           <w:noProof/>
           <w:lang w:val="bs-Latn-BA"/>
         </w:rPr>
-        <w:t xml:space="preserve">instalacioni</w:t>
+        <w:t xml:space="preserve"/>
       </w:r>
       <w:r>
         <w:rPr>
@@ -1096,7 +1096,7 @@
           <w:noProof/>
           <w:lang w:val="bs-Latn-BA"/>
         </w:rPr>
-        <w:t xml:space="preserve"> </w:t>
+        <w:t xml:space="preserve"/>
       </w:r>
       <w:r>
         <w:rPr>
@@ -1106,7 +1106,7 @@
           <w:noProof/>
           <w:lang w:val="bs-Latn-BA"/>
         </w:rPr>
-        <w:t xml:space="preserve">materijal</w:t>
+        <w:t xml:space="preserve"/>
       </w:r>
       <w:r>
         <w:rPr>
@@ -1116,7 +1116,7 @@
           <w:noProof/>
           <w:lang w:val="bs-Latn-BA"/>
         </w:rPr>
-        <w:t xml:space="preserve"> </w:t>
+        <w:t xml:space="preserve"/>
       </w:r>
       <w:r>
         <w:rPr>
@@ -1126,7 +1126,7 @@
           <w:noProof/>
           <w:lang w:val="bs-Latn-BA"/>
         </w:rPr>
-        <w:t xml:space="preserve">će</w:t>
+        <w:t xml:space="preserve"/>
       </w:r>
       <w:r>
         <w:rPr>
@@ -1136,7 +1136,7 @@
           <w:noProof/>
           <w:lang w:val="bs-Latn-BA"/>
         </w:rPr>
-        <w:t xml:space="preserve"> </w:t>
+        <w:t xml:space="preserve"/>
       </w:r>
       <w:r>
         <w:rPr>
@@ -1146,7 +1146,7 @@
           <w:noProof/>
           <w:lang w:val="bs-Latn-BA"/>
         </w:rPr>
-        <w:t xml:space="preserve">obezbijediti</w:t>
+        <w:t xml:space="preserve"/>
       </w:r>
       <w:r>
         <w:rPr>
@@ -1156,7 +1156,7 @@
           <w:noProof/>
           <w:lang w:val="bs-Latn-BA"/>
         </w:rPr>
-        <w:t xml:space="preserve"> </w:t>
+        <w:t xml:space="preserve"/>
       </w:r>
       <w:r>
         <w:rPr>
@@ -1166,7 +1166,7 @@
           <w:noProof/>
           <w:lang w:val="bs-Latn-BA"/>
         </w:rPr>
-        <w:t xml:space="preserve">Kupac</w:t>
+        <w:t xml:space="preserve"/>
       </w:r>
       <w:r>
         <w:rPr>
@@ -1176,7 +1176,7 @@
           <w:noProof/>
           <w:lang w:val="bs-Latn-BA"/>
         </w:rPr>
-        <w:t xml:space="preserve">.</w:t>
+        <w:t xml:space="preserve"/>
       </w:r>
     </w:p>
     <w:p xmlns:wp14="http://schemas.microsoft.com/office/word/2010/wordml" wp14:textId="77777777">
